--- a/T9-DER Documento de Especificación de Requisitos (1).docx
+++ b/T9-DER Documento de Especificación de Requisitos (1).docx
@@ -18,6 +18,14 @@
           <w:sz w:val="32"/>
           <w:szCs w:val="32"/>
         </w:rPr>
+        <w:t>2</w:t>
+      </w:r>
+      <w:r>
+        <w:rPr>
+          <w:b/>
+          <w:sz w:val="32"/>
+          <w:szCs w:val="32"/>
+        </w:rPr>
         <w:t>Documento de Especificación de Requisitos (DER)</w:t>
       </w:r>
     </w:p>
@@ -124,14 +132,7 @@
           <w:sz w:val="20"/>
           <w:szCs w:val="20"/>
         </w:rPr>
-        <w:t>Definir el alcance del sistema Estrella De Atacama incluyendo las funcionalidades que se implementarán, las restricciones, y los objetivos del proyecto. El sistema será dise</w:t>
-      </w:r>
-      <w:r>
-        <w:rPr>
-          <w:sz w:val="20"/>
-          <w:szCs w:val="20"/>
-        </w:rPr>
-        <w:t>ñado para turistas, hoteles de la zona, agencias de tours y nuestros proveedores.</w:t>
+        <w:t>Definir el alcance del sistema Estrella De Atacama incluyendo las funcionalidades que se implementarán, las restricciones, y los objetivos del proyecto. El sistema será diseñado para turistas, hoteles de la zona, agencias de tours y nuestros proveedores.</w:t>
       </w:r>
     </w:p>
     <w:p>
@@ -273,14 +274,7 @@
           <w:sz w:val="20"/>
           <w:szCs w:val="20"/>
         </w:rPr>
-        <w:t>El sistema Estrella De Atacama será una página web que facilitará a los turistas la planificación de viajes en el Desierto de Atacama con descuentos especiales. Proveerá funcionalidades que of</w:t>
-      </w:r>
-      <w:r>
-        <w:rPr>
-          <w:sz w:val="20"/>
-          <w:szCs w:val="20"/>
-        </w:rPr>
-        <w:t>recen reservas de hoteles y tours de manera cómoda, económica y segura.</w:t>
+        <w:t>El sistema Estrella De Atacama será una página web que facilitará a los turistas la planificación de viajes en el Desierto de Atacama con descuentos especiales. Proveerá funcionalidades que ofrecen reservas de hoteles y tours de manera cómoda, económica y segura.</w:t>
       </w:r>
     </w:p>
     <w:p>
@@ -362,14 +356,7 @@
           <w:sz w:val="20"/>
           <w:szCs w:val="20"/>
         </w:rPr>
-        <w:t xml:space="preserve"> Apoyar la gestión de hoteles y agencias local</w:t>
-      </w:r>
-      <w:r>
-        <w:rPr>
-          <w:sz w:val="20"/>
-          <w:szCs w:val="20"/>
-        </w:rPr>
-        <w:t>es.</w:t>
+        <w:t xml:space="preserve"> Apoyar la gestión de hoteles y agencias locales.</w:t>
       </w:r>
     </w:p>
     <w:p>
@@ -670,14 +657,7 @@
           <w:sz w:val="20"/>
           <w:szCs w:val="20"/>
         </w:rPr>
-        <w:t xml:space="preserve"> El sistema debe permitir al turista registrarse mediante correo electrónic</w:t>
-      </w:r>
-      <w:r>
-        <w:rPr>
-          <w:sz w:val="20"/>
-          <w:szCs w:val="20"/>
-        </w:rPr>
-        <w:t>o y contraseña.</w:t>
+        <w:t xml:space="preserve"> El sistema debe permitir al turista registrarse mediante correo electrónico y contraseña.</w:t>
       </w:r>
     </w:p>
     <w:p>
@@ -1060,14 +1040,7 @@
           <w:sz w:val="20"/>
           <w:szCs w:val="20"/>
         </w:rPr>
-        <w:t xml:space="preserve"> Parámetros de búsque</w:t>
-      </w:r>
-      <w:r>
-        <w:rPr>
-          <w:sz w:val="20"/>
-          <w:szCs w:val="20"/>
-        </w:rPr>
-        <w:t>da seleccionados por el usuario.</w:t>
+        <w:t xml:space="preserve"> Parámetros de búsqueda seleccionados por el usuario.</w:t>
       </w:r>
     </w:p>
     <w:p>
@@ -1222,14 +1195,7 @@
           <w:sz w:val="20"/>
           <w:szCs w:val="20"/>
         </w:rPr>
-        <w:t xml:space="preserve"> Fechas d</w:t>
-      </w:r>
-      <w:r>
-        <w:rPr>
-          <w:sz w:val="20"/>
-          <w:szCs w:val="20"/>
-        </w:rPr>
-        <w:t>e reserva, número de huéspedes, datos del cliente.</w:t>
+        <w:t xml:space="preserve"> Fechas de reserva, número de huéspedes, datos del cliente.</w:t>
       </w:r>
     </w:p>
     <w:p>
@@ -1341,15 +1307,7 @@
           <w:sz w:val="20"/>
           <w:szCs w:val="20"/>
         </w:rPr>
-        <w:t>Priorid</w:t>
-      </w:r>
-      <w:r>
-        <w:rPr>
-          <w:b/>
-          <w:sz w:val="20"/>
-          <w:szCs w:val="20"/>
-        </w:rPr>
-        <w:t>ad:</w:t>
+        <w:t>Prioridad:</w:t>
       </w:r>
       <w:r>
         <w:rPr>
@@ -1539,14 +1497,7 @@
           <w:sz w:val="20"/>
           <w:szCs w:val="20"/>
         </w:rPr>
-        <w:t xml:space="preserve"> Historial d</w:t>
-      </w:r>
-      <w:r>
-        <w:rPr>
-          <w:sz w:val="20"/>
-          <w:szCs w:val="20"/>
-        </w:rPr>
-        <w:t>e reservas del usuario.</w:t>
+        <w:t xml:space="preserve"> Historial de reservas del usuario.</w:t>
       </w:r>
     </w:p>
     <w:p>
@@ -1767,14 +1718,7 @@
           <w:sz w:val="20"/>
           <w:szCs w:val="20"/>
         </w:rPr>
-        <w:t xml:space="preserve">Pruebas de rendimiento midiendo tiempos de respuesta durante simulaciones de </w:t>
-      </w:r>
-      <w:r>
-        <w:rPr>
-          <w:sz w:val="20"/>
-          <w:szCs w:val="20"/>
-        </w:rPr>
-        <w:t>búsqueda.</w:t>
+        <w:t>Pruebas de rendimiento midiendo tiempos de respuesta durante simulaciones de búsqueda.</w:t>
       </w:r>
     </w:p>
     <w:p>
@@ -2018,14 +1962,7 @@
           <w:sz w:val="20"/>
           <w:szCs w:val="20"/>
         </w:rPr>
-        <w:t xml:space="preserve"> El sistema debe utilizar HTTPS para todas las comunicaciones entre el cliente y el servidor, y las contraseñas de los usuarios</w:t>
-      </w:r>
-      <w:r>
-        <w:rPr>
-          <w:sz w:val="20"/>
-          <w:szCs w:val="20"/>
-        </w:rPr>
-        <w:t xml:space="preserve"> deben almacenarse en la base de datos mediante un algoritmo de cifrado seguro (ej. AES-256).</w:t>
+        <w:t xml:space="preserve"> El sistema debe utilizar HTTPS para todas las comunicaciones entre el cliente y el servidor, y las contraseñas de los usuarios deben almacenarse en la base de datos mediante un algoritmo de cifrado seguro (ej. AES-256).</w:t>
       </w:r>
     </w:p>
     <w:p>
@@ -2102,15 +2039,7 @@
           <w:sz w:val="20"/>
           <w:szCs w:val="20"/>
         </w:rPr>
-        <w:t>4.4 Requisito No Funciona</w:t>
-      </w:r>
-      <w:r>
-        <w:rPr>
-          <w:b/>
-          <w:sz w:val="20"/>
-          <w:szCs w:val="20"/>
-        </w:rPr>
-        <w:t>l 4: Disponibilidad</w:t>
+        <w:t>4.4 Requisito No Funcional 4: Disponibilidad</w:t>
       </w:r>
     </w:p>
     <w:p>
@@ -2242,14 +2171,7 @@
           <w:sz w:val="20"/>
           <w:szCs w:val="20"/>
         </w:rPr>
-        <w:t xml:space="preserve"> Monitoreo de la disponibilidad durante un período de pr</w:t>
-      </w:r>
-      <w:r>
-        <w:rPr>
-          <w:sz w:val="20"/>
-          <w:szCs w:val="20"/>
-        </w:rPr>
-        <w:t>ueba.</w:t>
+        <w:t xml:space="preserve"> Monitoreo de la disponibilidad durante un período de prueba.</w:t>
       </w:r>
     </w:p>
     <w:p>
@@ -2513,15 +2435,7 @@
           <w:sz w:val="24"/>
           <w:szCs w:val="24"/>
         </w:rPr>
-        <w:t>6.</w:t>
-      </w:r>
-      <w:r>
-        <w:rPr>
-          <w:b/>
-          <w:sz w:val="24"/>
-          <w:szCs w:val="24"/>
-        </w:rPr>
-        <w:t xml:space="preserve"> Criterios de Aceptación</w:t>
+        <w:t>6. Criterios de Aceptación</w:t>
       </w:r>
     </w:p>
     <w:p>
@@ -2569,14 +2483,7 @@
           <w:sz w:val="20"/>
           <w:szCs w:val="20"/>
         </w:rPr>
-        <w:t>El sistema debe demostrar el cumplimiento de los requisitos no funcionales críticos, como tiempos de respues</w:t>
-      </w:r>
-      <w:r>
-        <w:rPr>
-          <w:sz w:val="20"/>
-          <w:szCs w:val="20"/>
-        </w:rPr>
-        <w:t>ta menores a 2 segundos y seguridad en el manejo de contraseñas.</w:t>
+        <w:t>El sistema debe demostrar el cumplimiento de los requisitos no funcionales críticos, como tiempos de respuesta menores a 2 segundos y seguridad en el manejo de contraseñas.</w:t>
       </w:r>
       <w:r>
         <w:rPr>
@@ -2711,15 +2618,7 @@
           <w:sz w:val="20"/>
           <w:szCs w:val="20"/>
         </w:rPr>
-        <w:t>Seman</w:t>
-      </w:r>
-      <w:r>
-        <w:rPr>
-          <w:b/>
-          <w:sz w:val="20"/>
-          <w:szCs w:val="20"/>
-        </w:rPr>
-        <w:t>a 3:</w:t>
+        <w:t>Semana 3:</w:t>
       </w:r>
       <w:r>
         <w:rPr>
